--- a/en/wisdom-stories/humanity.docx
+++ b/en/wisdom-stories/humanity.docx
@@ -4,260 +4,125 @@
   <w:body>
     <w:p>
       <w:pPr>
-        <w:spacing w:before="0" w:after="60"/>
-        <w:jc w:val="left"/>
+        <w:pStyle w:val="Title"/>
       </w:pPr>
       <w:r>
-        <w:rPr>
-          <w:rFonts w:ascii="Arial" w:hAnsi="Arial" w:eastAsia="Arial"/>
-          <w:i w:val="0"/>
-          <w:color w:val="000000"/>
-          <w:sz w:val="52"/>
-        </w:rPr>
         <w:t>Humanity</w:t>
       </w:r>
     </w:p>
     <w:p>
-      <w:pPr>
-        <w:jc w:val="left"/>
-      </w:pPr>
+      <w:pPr/>
       <w:r>
-        <w:rPr>
-          <w:rFonts w:ascii="Arial" w:hAnsi="Arial" w:eastAsia="Arial"/>
-          <w:i w:val="0"/>
-          <w:color w:val="000000"/>
-          <w:sz w:val="22"/>
-        </w:rPr>
-        <w:t>He studied for years, worked hard, and finally the day of the exam that would determine his fate arrived... His father, Kazim, was a rather demanding man, always closely interested in his son's studies and thought that he would definitely succeed in this exam...</w:t>
+        <w:t>Kamal had studied hard for years. At last, the day of the exam that would shape his future arrived. His father, Kazim, was demanding and followed his progress closely. He was certain his son would succeed.</w:t>
+      </w:r>
+    </w:p>
+    <w:p>
+      <w:pPr/>
+      <w:r>
+        <w:t>Kamal found his exam room. Nervous at first, he relaxed when he read the questions. He answered them easily and felt sure he had done well. With half an hour left, he glanced toward the window.</w:t>
       </w:r>
     </w:p>
     <w:p>
       <w:pPr>
-        <w:jc w:val="left"/>
+        <w:spacing w:after="80"/>
       </w:pPr>
       <w:r>
-        <w:rPr>
-          <w:rFonts w:ascii="Arial" w:hAnsi="Arial" w:eastAsia="Arial"/>
-          <w:i w:val="0"/>
-          <w:color w:val="000000"/>
-          <w:sz w:val="22"/>
-        </w:rPr>
-        <w:t>Kamal entered the building and found the class where he would take the exam. Although he was excited when the question and answer sheets were distributed, he was very relieved when the exam began... He answered the questions easily, and he was completely sure of the correctness of the answers... There was half an hour left before the exam ended. He was so confident in himself that...</w:t>
+        <w:t>Something outside caught his attention. Without hesitation, he jumped up and ran for the door.</w:t>
+      </w:r>
+    </w:p>
+    <w:p>
+      <w:pPr/>
+      <w:r>
+        <w:t>“Come back!” the examiner called. “If you leave, your exam will be invalid. You’ll lose a whole year!” But Kamal kept running and left through the back door.</w:t>
+      </w:r>
+    </w:p>
+    <w:p>
+      <w:pPr/>
+      <w:r>
+        <w:t>When Kazim came home a few hours later, he scolded his son and slapped him. He demanded to know why Kamal had abandoned the exam. Kamal stayed silent, certain that an explanation would only make his father angrier.</w:t>
+      </w:r>
+    </w:p>
+    <w:p>
+      <w:pPr/>
+      <w:r>
+        <w:t>For the rest of the year, Kazim repeatedly reproached him. Hurt but quiet, Kamal kept his head down and continued studying.</w:t>
+      </w:r>
+    </w:p>
+    <w:p>
+      <w:pPr/>
+      <w:r>
+        <w:t>The next year, he passed and entered medical school. He became an excellent doctor. Although he had lived in the city for years, he volunteered to work at a remote village hospital. A year later, his family came to visit. By then, the quarrel over the exam seemed long forgotten.</w:t>
+      </w:r>
+    </w:p>
+    <w:p>
+      <w:pPr/>
+      <w:r>
+        <w:t>One snowy evening, the telephone rang. Someone in a nearby village needed a doctor. Kamal took his bag, and Kazim insisted on accompanying him along the mountain roads. After an hour through the blizzard, they reached the house. An older man opened the door and led them to his sick wife.</w:t>
+      </w:r>
+    </w:p>
+    <w:p>
+      <w:pPr/>
+      <w:r>
+        <w:t>Kamal examined her and arranged treatment. She thanked him in a trembling voice. “You came all this way in the cold, my son. What would the world be without people like you? Being truly human isn’t easy. Let me tell you something.</w:t>
+      </w:r>
+    </w:p>
+    <w:p>
+      <w:pPr/>
+      <w:r>
+        <w:t>“Years ago, I was in the city when I was suddenly overcome by severe pain. The streets were empty—there was an exam that day. A young man rushed over and helped me to the hospital. It took half an hour in the heat. I was pregnant and terrified for my child. The doctor said that ten minutes later might have been too late for me. My son was born that day.</w:t>
+      </w:r>
+    </w:p>
+    <w:p>
+      <w:pPr/>
+      <w:r>
+        <w:t>“The young man told me his name was Kamal. ‘I saw you through the exam-room window,’ he said. ‘You were alone, so I came to help. I’ve lost a year, but I don’t regret it.’</w:t>
+      </w:r>
+    </w:p>
+    <w:p>
+      <w:pPr/>
+      <w:r>
+        <w:t>“I named my son Kamal and raised him on that story. Now he is a teacher, and he tries above all to teach his students humanity. I wish I could find that young man and tell him what I owe him. Anyone can become a doctor, a teacher, or an engineer. The hardest thing is to be a good human being. He did not leave me alone in the road.” Dr. Kamal answered softly, “You owe me nothing, Mother. Be at peace.”</w:t>
       </w:r>
     </w:p>
     <w:p>
       <w:pPr>
-        <w:jc w:val="left"/>
+        <w:keepNext/>
       </w:pPr>
       <w:r>
-        <w:rPr>
-          <w:rFonts w:ascii="Arial" w:hAnsi="Arial" w:eastAsia="Arial"/>
-          <w:i w:val="0"/>
-          <w:color w:val="000000"/>
-          <w:sz w:val="22"/>
-        </w:rPr>
-        <w:t>Suddenly, he fixed his eyes intently on the classroom window. Without thinking about what he saw, he got up and ran towards the door...</w:t>
+        <w:t>Kazim tried to hide his tears. But once they left, they streamed down his face. “Kamal, my son,” he began, and could say no more.</w:t>
       </w:r>
     </w:p>
     <w:p>
       <w:pPr>
-        <w:jc w:val="left"/>
+        <w:keepNext/>
+        <w:keepLines/>
+        <w:spacing w:before="160"/>
       </w:pPr>
       <w:r>
         <w:rPr>
-          <w:rFonts w:ascii="Arial" w:hAnsi="Arial" w:eastAsia="Arial"/>
-          <w:i w:val="0"/>
-          <w:color w:val="000000"/>
-          <w:sz w:val="22"/>
+          <w:b/>
         </w:rPr>
-        <w:t>— Go back! Otherwise, your exam will be canceled, a year will be wasted, my son, — the teacher who was taking the exam called out to him. But he did not stop, he ran out the back door of the building...</w:t>
+        <w:t>Moral:</w:t>
+      </w:r>
+      <w:r>
+        <w:t xml:space="preserve"> A profession tells us what someone does; kindness shows who they are. One act of compassion can inspire generations.</w:t>
       </w:r>
     </w:p>
     <w:p>
       <w:pPr>
-        <w:jc w:val="left"/>
+        <w:spacing w:after="80"/>
       </w:pPr>
       <w:r>
         <w:rPr>
-          <w:rFonts w:ascii="Arial" w:hAnsi="Arial" w:eastAsia="Arial"/>
-          <w:i w:val="0"/>
-          <w:color w:val="000000"/>
-          <w:sz w:val="22"/>
+          <w:i/>
+          <w:sz w:val="18"/>
         </w:rPr>
-        <w:t>His father, who came home a few hours later, first scolded Kamal, and then even slapped him in the face. Kazim was very upset. Even though he asked why he had left the class and why he had left the exam unfinished, Kamal kept quiet because he knew that his father would be even more angry... If he had said so, he would not have understood...</w:t>
-      </w:r>
-    </w:p>
-    <w:p>
-      <w:pPr>
-        <w:jc w:val="left"/>
-      </w:pPr>
-      <w:r>
-        <w:rPr>
-          <w:rFonts w:ascii="Arial" w:hAnsi="Arial" w:eastAsia="Arial"/>
-          <w:i w:val="0"/>
-          <w:color w:val="000000"/>
-          <w:sz w:val="22"/>
-        </w:rPr>
-        <w:t>Kazim scolded and reprimanded his son all that year. Although Kamal was hurt by this situation, he did not listen, he kept his head down and focused on his studies.</w:t>
-      </w:r>
-    </w:p>
-    <w:p>
-      <w:pPr>
-        <w:jc w:val="left"/>
-      </w:pPr>
-      <w:r>
-        <w:rPr>
-          <w:rFonts w:ascii="Arial" w:hAnsi="Arial" w:eastAsia="Arial"/>
-          <w:i w:val="0"/>
-          <w:color w:val="000000"/>
-          <w:sz w:val="22"/>
-        </w:rPr>
-        <w:t>The following year, he took the exam again and was accepted into the medical faculty... He became a very good doctor. Despite living in the city for many years, he asked for a voluntary assignment to a remote village hospital. After working there for a year, his family came to visit him at his house... The exam issue between him and his father had long been forgotten...</w:t>
-      </w:r>
-    </w:p>
-    <w:p>
-      <w:pPr>
-        <w:jc w:val="left"/>
-      </w:pPr>
-      <w:r>
-        <w:rPr>
-          <w:rFonts w:ascii="Arial" w:hAnsi="Arial" w:eastAsia="Arial"/>
-          <w:i w:val="0"/>
-          <w:color w:val="000000"/>
-          <w:sz w:val="22"/>
-        </w:rPr>
-        <w:t>On a snowy and cold evening, Kamal's home phone rang. The caller said that there was a patient in one of the nearby villages. When he picked up his bag and set off, his father Kazim did not want to leave his son alone on the mountain roads, so he decided to accompany him. They walked for about an hour under a heavy blizzard and reached that village. They found the house and knocked on the door. An old man opened the door, said that his wife was sick, and invited the doctor in with his father...</w:t>
-      </w:r>
-    </w:p>
-    <w:p>
-      <w:pPr>
-        <w:jc w:val="left"/>
-      </w:pPr>
-      <w:r>
-        <w:rPr>
-          <w:rFonts w:ascii="Arial" w:hAnsi="Arial" w:eastAsia="Arial"/>
-          <w:i w:val="0"/>
-          <w:color w:val="000000"/>
-          <w:sz w:val="22"/>
-        </w:rPr>
-        <w:t>Kamal examined the patient and prescribed the necessary treatment. The old woman thanked the doctor and said in a trembling voice: "You have helped us in this cold, my son. What would this world be like if there were no good people like you? Being a human is not easy... Listen."</w:t>
-      </w:r>
-    </w:p>
-    <w:p>
-      <w:pPr>
-        <w:jc w:val="left"/>
-      </w:pPr>
-      <w:r>
-        <w:rPr>
-          <w:rFonts w:ascii="Arial" w:hAnsi="Arial" w:eastAsia="Arial"/>
-          <w:i w:val="0"/>
-          <w:color w:val="000000"/>
-          <w:sz w:val="22"/>
-        </w:rPr>
-        <w:t>"Years ago, I went to the city. Suddenly, in the middle of the road, I felt bad, I was in severe pain. There was no one around, the roads were empty. By the way, there was an exam that day. Less than five minutes later, a young man approached me in excitement. He took me to the hospital in half an hour in that heat. I was pregnant, and I was trembling with fear that something would happen to my child. The doctor in the admissions department said that if I had been ten minutes late, I could have died... That day my son was born.</w:t>
-      </w:r>
-    </w:p>
-    <w:p>
-      <w:pPr>
-        <w:jc w:val="left"/>
-      </w:pPr>
-      <w:r>
-        <w:rPr>
-          <w:rFonts w:ascii="Arial" w:hAnsi="Arial" w:eastAsia="Arial"/>
-          <w:i w:val="0"/>
-          <w:color w:val="000000"/>
-          <w:sz w:val="22"/>
-        </w:rPr>
-        <w:t>I learned the name of the boy who brought me to the hospital - he said it was Kamal. He said, "I was in the exam, I saw you when I looked out the window, and when I realized that you were alone, I left the classroom and came to your aid. Even though I lost a year because I gave up the exam, I did not regret it at all.</w:t>
-      </w:r>
-    </w:p>
-    <w:p>
-      <w:pPr>
-        <w:jc w:val="left"/>
-      </w:pPr>
-      <w:r>
-        <w:rPr>
-          <w:rFonts w:ascii="Arial" w:hAnsi="Arial" w:eastAsia="Arial"/>
-          <w:i w:val="0"/>
-          <w:color w:val="000000"/>
-          <w:sz w:val="22"/>
-        </w:rPr>
-        <w:t>I named my son Kamal. I raised him with the story of that kind boy, I always advised him to be a person like Kamal. Now he is a teacher... He tries to raise his students as human beings first and foremost... Oh, I wish I could find that boy and get halal from him... Anyone can be a doctor, teacher, engineer. The most difficult thing in this world is to be a human being... What a wonderful person that young man was. He did not leave me alone in the middle of the road." Hearing this, Dr. Kamal said: "It is halal, mother, don't worry...".</w:t>
-      </w:r>
-    </w:p>
-    <w:p>
-      <w:pPr>
-        <w:jc w:val="left"/>
-      </w:pPr>
-      <w:r>
-        <w:rPr>
-          <w:rFonts w:ascii="Arial" w:hAnsi="Arial" w:eastAsia="Arial"/>
-          <w:i w:val="0"/>
-          <w:color w:val="000000"/>
-          <w:sz w:val="22"/>
-        </w:rPr>
-        <w:t>Although his father Kazim was a handsome man, he did not want to show his tears. However, when he left the house, tears wet his cheeks. Even after he set off, Kazim's tears did not stop. He said in a trembling voice, "Kamal, my son," but he couldn't continue because he was sobbing.</w:t>
-      </w:r>
-    </w:p>
-    <w:p>
-      <w:pPr>
-        <w:pStyle w:val="Moral"/>
-        <w:keepNext/>
-        <w:keepLines/>
-        <w:widowControl/>
-        <w:spacing w:before="240" w:after="180" w:line="283" w:lineRule="auto"/>
-        <w:ind w:left="240" w:right="240"/>
-        <w:jc w:val="left"/>
-        <w:pBdr>
-          <w:top w:val="single" w:sz="8" w:space="7" w:color="E8D59A"/>
-          <w:left w:val="single" w:sz="32" w:space="11" w:color="C6A23A"/>
-          <w:bottom w:val="single" w:sz="8" w:space="7" w:color="E8D59A"/>
-          <w:right w:val="single" w:sz="8" w:space="11" w:color="E8D59A"/>
-        </w:pBdr>
-        <w:shd w:val="clear" w:color="auto" w:fill="FFF8E1"/>
-      </w:pPr>
-      <w:r>
-        <w:rPr>
-          <w:rFonts w:ascii="Arial" w:hAnsi="Arial" w:eastAsia="Arial" w:cs="Arial"/>
-          <w:b/>
-          <w:i w:val="0"/>
-          <w:color w:val="9A7417"/>
-          <w:sz w:val="22"/>
-        </w:rPr>
-        <w:t xml:space="preserve">Moral: </w:t>
-      </w:r>
-      <w:r>
-        <w:rPr>
-          <w:rFonts w:ascii="Arial" w:hAnsi="Arial" w:eastAsia="Arial" w:cs="Arial"/>
-          <w:b w:val="0"/>
-          <w:i w:val="0"/>
-          <w:color w:val="3F3826"/>
-          <w:sz w:val="22"/>
-        </w:rPr>
-        <w:t>It's possible to have a profession, but the real challenge is to be a human being. A kindness done in a young person's time becomes a blessing that lasts for generations.</w:t>
-      </w:r>
-    </w:p>
-    <w:p>
-      <w:pPr>
-        <w:keepLines/>
-        <w:widowControl/>
-        <w:spacing w:before="60" w:after="0" w:line="240" w:lineRule="auto"/>
-        <w:jc w:val="right"/>
-      </w:pPr>
-      <w:r>
-        <w:rPr>
-          <w:rFonts w:ascii="Arial" w:hAnsi="Arial" w:eastAsia="Arial" w:cs="Arial"/>
-          <w:b w:val="0"/>
-          <w:i/>
-          <w:color w:val="8A7950"/>
-          <w:sz w:val="17"/>
-        </w:rPr>
-        <w:t>The story was obtained from open Internet sources.</w:t>
+        <w:t>Source: Publicly available internet sources.</w:t>
       </w:r>
     </w:p>
     <w:sectPr>
       <w:pgSz w:w="12240" w:h="15840"/>
-      <w:pgMar w:top="1440" w:right="1440" w:bottom="1440" w:left="1440" w:header="708" w:footer="708" w:gutter="0"/>
+      <w:pgMar w:top="1080" w:right="1224" w:bottom="1080" w:left="1224" w:header="720" w:footer="720" w:gutter="0"/>
       <w:cols w:space="720"/>
       <w:docGrid w:linePitch="360"/>
     </w:sectPr>
@@ -629,12 +494,14 @@
     <w:qFormat/>
     <w:rsid w:val="00FC693F"/>
     <w:pPr>
-      <w:spacing w:before="0" w:after="80" w:line="276" w:lineRule="auto"/>
+      <w:widowControl/>
+      <w:spacing w:after="120" w:line="259" w:lineRule="auto"/>
     </w:pPr>
     <w:rPr>
-      <w:rFonts w:ascii="Arial" w:hAnsi="Arial" w:eastAsia="Arial"/>
+      <w:rFonts w:ascii="Arial" w:hAnsi="Arial"/>
       <w:color w:val="000000"/>
       <w:sz w:val="22"/>
+      <w:lang w:val="en-US"/>
     </w:rPr>
   </w:style>
   <w:style w:type="paragraph" w:styleId="Header">
@@ -978,18 +845,17 @@
     <w:qFormat/>
     <w:rsid w:val="00FC693F"/>
     <w:pPr>
-      <w:pBdr>
-        <w:bottom w:val="single" w:sz="8" w:space="4" w:color="4F81BD" w:themeColor="accent1"/>
-      </w:pBdr>
-      <w:spacing w:after="300" w:line="240" w:lineRule="auto"/>
+      <w:keepNext/>
+      <w:spacing w:after="280" w:line="240" w:lineRule="auto"/>
       <w:contextualSpacing/>
     </w:pPr>
     <w:rPr>
-      <w:rFonts w:asciiTheme="majorHAnsi" w:eastAsiaTheme="majorEastAsia" w:hAnsiTheme="majorHAnsi" w:cstheme="majorBidi"/>
-      <w:color w:val="17365D" w:themeColor="text2" w:themeShade="BF"/>
+      <w:rFonts w:asciiTheme="majorHAnsi" w:eastAsiaTheme="majorEastAsia" w:hAnsiTheme="majorHAnsi" w:cstheme="majorBidi" w:ascii="Arial" w:hAnsi="Arial"/>
+      <w:b/>
+      <w:color w:val="000000"/>
       <w:spacing w:val="5"/>
       <w:kern w:val="28"/>
-      <w:sz w:val="52"/>
+      <w:sz w:val="34"/>
       <w:szCs w:val="52"/>
     </w:rPr>
   </w:style>
@@ -1465,9 +1331,6 @@
     <w:qFormat/>
     <w:rsid w:val="00FC693F"/>
     <w:pPr>
-      <w:pBdr>
-        <w:bottom w:val="single" w:sz="4" w:space="4" w:color="4F81BD" w:themeColor="accent1"/>
-      </w:pBdr>
       <w:spacing w:before="200" w:after="280"/>
       <w:ind w:left="936" w:right="936"/>
     </w:pPr>
@@ -12318,18 +12181,6 @@
         <w:shd w:val="clear" w:color="auto" w:fill="FBCAA2" w:themeFill="accent6" w:themeFillTint="7F"/>
       </w:tcPr>
     </w:tblStylePr>
-  </w:style>
-  <w:style w:type="paragraph" w:customStyle="1" w:styleId="Moral">
-    <w:name w:val="Moral"/>
-    <w:basedOn w:val="Normal"/>
-    <w:pPr>
-      <w:spacing w:before="80" w:after="0" w:line="276" w:lineRule="auto"/>
-    </w:pPr>
-    <w:rPr>
-      <w:rFonts w:ascii="Arial" w:hAnsi="Arial" w:eastAsia="Arial"/>
-      <w:i/>
-      <w:sz w:val="22"/>
-    </w:rPr>
   </w:style>
 </w:styles>
 </file>

--- a/en/wisdom-stories/humanity.docx
+++ b/en/wisdom-stories/humanity.docx
@@ -19,7 +19,7 @@
     <w:p>
       <w:pPr/>
       <w:r>
-        <w:t>Kamal found his exam room. Nervous at first, he relaxed when he read the questions. He answered them easily and felt sure he had done well. With half an hour left, he glanced toward the window.</w:t>
+        <w:t>Kamal found his exam room. He was nervous when the question sheets were handed out, but he relaxed when the exam began. He answered them easily and felt sure he had done well. With half an hour left, he glanced toward the window.</w:t>
       </w:r>
     </w:p>
     <w:p>
@@ -33,13 +33,13 @@
     <w:p>
       <w:pPr/>
       <w:r>
-        <w:t>“Come back!” the examiner called. “If you leave, your exam will be invalid. You’ll lose a whole year!” But Kamal kept running and left through the back door.</w:t>
+        <w:t>“Come back!” the examiner called. “If you leave, your exam will be invalid. You’ll lose a whole year, my son!” But Kamal kept running and left through the back door.</w:t>
       </w:r>
     </w:p>
     <w:p>
       <w:pPr/>
       <w:r>
-        <w:t>When Kazim came home a few hours later, he scolded his son and slapped him. He demanded to know why Kamal had abandoned the exam. Kamal stayed silent, certain that an explanation would only make his father angrier.</w:t>
+        <w:t>Having heard what had happened, Kazim scolded Kamal and slapped him when he came home a few hours later. Kazim was deeply distressed. He demanded to know why Kamal had abandoned the exam. Kamal stayed silent, certain that an explanation would only make his father angrier, and he would not have understood.</w:t>
       </w:r>
     </w:p>
     <w:p>
@@ -51,37 +51,37 @@
     <w:p>
       <w:pPr/>
       <w:r>
-        <w:t>The next year, he passed and entered medical school. He became an excellent doctor. Although he had lived in the city for years, he volunteered to work at a remote village hospital. A year later, his family came to visit. By then, the quarrel over the exam seemed long forgotten.</w:t>
+        <w:t>The next year, he passed and entered medical school. He became an excellent doctor. Although he had lived in the city for years, he volunteered to work at a remote village hospital. A year later, his family came to visit. By then, the matter of the exam had long been forgotten.</w:t>
       </w:r>
     </w:p>
     <w:p>
       <w:pPr/>
       <w:r>
-        <w:t>One snowy evening, the telephone rang. Someone in a nearby village needed a doctor. Kamal took his bag, and Kazim insisted on accompanying him along the mountain roads. After an hour through the blizzard, they reached the house. An older man opened the door and led them to his sick wife.</w:t>
+        <w:t>One snowy evening, the telephone rang. Someone in a nearby village needed a doctor. Kamal took his bag, and Kazim did not want to leave his son alone on the mountain roads, so he decided to accompany him. They walked about an hour on foot through the strong blizzard, reached the village, found the house, and knocked. An older man opened the door and led them to his sick wife.</w:t>
       </w:r>
     </w:p>
     <w:p>
       <w:pPr/>
       <w:r>
-        <w:t>Kamal examined her and arranged treatment. She thanked him in a trembling voice. “You came all this way in the cold, my son. What would the world be without people like you? Being truly human isn’t easy. Let me tell you something.</w:t>
+        <w:t>Kamal examined her and arranged treatment. She thanked him in a trembling voice. “In this cold you were a remedy for our suffering, my son. What would the world be without people like you? Being truly human isn’t easy. Let me tell you something.”</w:t>
       </w:r>
     </w:p>
     <w:p>
       <w:pPr/>
       <w:r>
-        <w:t>“Years ago, I was in the city when I was suddenly overcome by severe pain. The streets were empty—there was an exam that day. A young man rushed over and helped me to the hospital. It took half an hour in the heat. I was pregnant and terrified for my child. The doctor said that ten minutes later might have been too late for me. My son was born that day.</w:t>
+        <w:t>“Years ago, I had gone to the city when, in the middle of the road, I was suddenly seized by severe pain. The streets were empty—there was an exam that day. Before five minutes had passed, a young man rushed over in alarm. In that heat he got me to the hospital in half an hour. I was pregnant and terrified for my child. The doctor said that if I had been ten minutes later, I could have died. My son was born that day.</w:t>
       </w:r>
     </w:p>
     <w:p>
       <w:pPr/>
       <w:r>
-        <w:t>“The young man told me his name was Kamal. ‘I saw you through the exam-room window,’ he said. ‘You were alone, so I came to help. I’ve lost a year, but I don’t regret it.’</w:t>
+        <w:t>“The young man told me his name was Kamal. ‘I saw you through the exam-room window,’ he said. ‘You were alone, so I left the classroom and came to help. Even if I lose a year, I don’t regret it.’</w:t>
       </w:r>
     </w:p>
     <w:p>
       <w:pPr/>
       <w:r>
-        <w:t>“I named my son Kamal and raised him on that story. Now he is a teacher, and he tries above all to teach his students humanity. I wish I could find that young man and tell him what I owe him. Anyone can become a doctor, a teacher, or an engineer. The hardest thing is to be a good human being. He did not leave me alone in the road.” Dr. Kamal answered softly, “You owe me nothing, Mother. Be at peace.”</w:t>
+        <w:t>“I named my son Kamal and raised him on that story and constantly advised him to be a person like Kamal. Now he is a teacher, and he tries above all to teach his students humanity. I wish I could find that young man and receive his forgiveness. Anyone can become a doctor, a teacher, or an engineer. The hardest thing is to be a good human being. What a fine person that young man was. He did not leave me alone in the middle of the road.” Dr. Kamal answered, “You owe me nothing, Mother. Be at peace.”</w:t>
       </w:r>
     </w:p>
     <w:p>
@@ -89,7 +89,7 @@
         <w:keepNext/>
       </w:pPr>
       <w:r>
-        <w:t>Kazim tried to hide his tears. But once they left, they streamed down his face. “Kamal, my son,” he began, and could say no more.</w:t>
+        <w:t>Kazim tried to hide his tears. But when they left the house, his tears streamed down his face. “Kamal, my son,” he said, and could go no further — a sob choked him. He cried the whole way.</w:t>
       </w:r>
     </w:p>
     <w:p>
@@ -102,11 +102,9 @@
         <w:rPr>
           <w:b/>
         </w:rPr>
-        <w:t>Moral:</w:t>
+        <w:t>Moral: One may have a profession; the truly hard thing is to be human. The compassion a young man shows in time becomes a good that continues for generations.</w:t>
       </w:r>
-      <w:r>
-        <w:t xml:space="preserve"> A profession tells us what someone does; kindness shows who they are. One act of compassion can inspire generations.</w:t>
-      </w:r>
+      <w:r/>
     </w:p>
     <w:p>
       <w:pPr>
@@ -117,7 +115,7 @@
           <w:i/>
           <w:sz w:val="18"/>
         </w:rPr>
-        <w:t>Source: Publicly available internet sources.</w:t>
+        <w:t>Stories are taken from open Internet sources; illustrations were created with AI.</w:t>
       </w:r>
     </w:p>
     <w:sectPr>

--- a/en/wisdom-stories/humanity.docx
+++ b/en/wisdom-stories/humanity.docx
@@ -66,7 +66,7 @@
         <w:rPr>
           <w:lang/>
         </w:rPr>
-        <w:t>“Come back! If you leave now, your exam will be disqualified! You’ll lose a whole year!” the invigilator called.</w:t>
+        <w:t xml:space="preserve">“Come back! If you leave now, your exam will be invalidated! You’ll lose a whole year!” the proctor called.</w:t>
       </w:r>
     </w:p>
     <w:p>
@@ -287,7 +287,7 @@
         <w:rPr>
           <w:lang/>
         </w:rPr>
-        <w:t>“Before long, a young man came running. He went to such trouble to get me to hospital in that heat. It took us half an hour. The doctor said that any further delay could have put my life in danger. My son was born that very day.”</w:t>
+        <w:t xml:space="preserve">“Before long, a young man came running. He went to such trouble to get me to the hospital in that heat. It took us half an hour. The doctor said that any further delay could have put my life in danger. My son was born that very day.”</w:t>
       </w:r>
     </w:p>
     <w:p>
@@ -379,7 +379,7 @@
         <w:rPr>
           <w:lang/>
         </w:rPr>
-        <w:t>“If only I could see that young man again. I would tell him that the year he lost gave two people a future. I would ask him to forgive what helping me had cost him. You can learn a profession, my son. What matters is never losing your humanity. He did not leave me alone in that street.”</w:t>
+        <w:t>“If only I could see that young man again. I would tell him that the year he lost gave two people a future. I would ask him to forgive me for what helping me had cost him. You can learn a profession, my son. What matters is never losing your humanity. He did not leave me alone in that street.”</w:t>
       </w:r>
     </w:p>
     <w:p>
